--- a/documentacion/capitulos/Tesis Daniel Llumigusin Bryan Yaguarshungov2.docx
+++ b/documentacion/capitulos/Tesis Daniel Llumigusin Bryan Yaguarshungov2.docx
@@ -2641,7 +2641,6 @@
           <w:docPartUnique/>
         </w:docPartObj>
       </w:sdtPr>
-      <w:sdtEndPr/>
       <w:sdtContent>
         <w:p>
           <w:pPr>
@@ -5452,7 +5451,6 @@
             <w:docPart w:val="DefaultPlaceholder_-1854013440"/>
           </w:placeholder>
         </w:sdtPr>
-        <w:sdtEndPr/>
         <w:sdtContent>
           <w:r>
             <w:rPr>
@@ -5514,7 +5512,6 @@
             <w:docPart w:val="DefaultPlaceholder_-1854013440"/>
           </w:placeholder>
         </w:sdtPr>
-        <w:sdtEndPr/>
         <w:sdtContent>
           <w:r>
             <w:rPr>
@@ -5568,7 +5565,6 @@
             <w:docPart w:val="DefaultPlaceholder_-1854013440"/>
           </w:placeholder>
         </w:sdtPr>
-        <w:sdtEndPr/>
         <w:sdtContent>
           <w:r>
             <w:rPr>
@@ -5631,7 +5627,6 @@
             <w:docPart w:val="DefaultPlaceholder_-1854013440"/>
           </w:placeholder>
         </w:sdtPr>
-        <w:sdtEndPr/>
         <w:sdtContent>
           <w:r>
             <w:rPr>
@@ -5684,7 +5679,6 @@
             <w:docPart w:val="DefaultPlaceholder_-1854013440"/>
           </w:placeholder>
         </w:sdtPr>
-        <w:sdtEndPr/>
         <w:sdtContent>
           <w:r>
             <w:rPr>
@@ -5737,7 +5731,6 @@
             <w:docPart w:val="DefaultPlaceholder_-1854013440"/>
           </w:placeholder>
         </w:sdtPr>
-        <w:sdtEndPr/>
         <w:sdtContent>
           <w:r>
             <w:rPr>
@@ -5792,7 +5785,6 @@
             <w:docPart w:val="DefaultPlaceholder_-1854013440"/>
           </w:placeholder>
         </w:sdtPr>
-        <w:sdtEndPr/>
         <w:sdtContent>
           <w:r>
             <w:rPr>
@@ -5845,7 +5837,6 @@
             <w:docPart w:val="DefaultPlaceholder_-1854013440"/>
           </w:placeholder>
         </w:sdtPr>
-        <w:sdtEndPr/>
         <w:sdtContent>
           <w:r>
             <w:rPr>
@@ -5914,7 +5905,6 @@
             <w:docPart w:val="DefaultPlaceholder_-1854013440"/>
           </w:placeholder>
         </w:sdtPr>
-        <w:sdtEndPr/>
         <w:sdtContent>
           <w:r>
             <w:rPr>
@@ -5967,7 +5957,6 @@
             <w:docPart w:val="DefaultPlaceholder_-1854013440"/>
           </w:placeholder>
         </w:sdtPr>
-        <w:sdtEndPr/>
         <w:sdtContent>
           <w:r>
             <w:rPr>
@@ -6065,7 +6054,6 @@
             <w:docPart w:val="DefaultPlaceholder_-1854013440"/>
           </w:placeholder>
         </w:sdtPr>
-        <w:sdtEndPr/>
         <w:sdtContent>
           <w:r>
             <w:rPr>
@@ -6559,7 +6547,6 @@
             <w:docPart w:val="DefaultPlaceholder_-1854013440"/>
           </w:placeholder>
         </w:sdtPr>
-        <w:sdtEndPr/>
         <w:sdtContent>
           <w:r>
             <w:rPr>
@@ -7639,7 +7626,6 @@
             <w:docPart w:val="DefaultPlaceholder_-1854013440"/>
           </w:placeholder>
         </w:sdtPr>
-        <w:sdtEndPr/>
         <w:sdtContent>
           <w:r>
             <w:rPr>
@@ -7711,7 +7697,6 @@
             <w:docPart w:val="DefaultPlaceholder_-1854013440"/>
           </w:placeholder>
         </w:sdtPr>
-        <w:sdtEndPr/>
         <w:sdtContent>
           <w:r>
             <w:rPr>
@@ -7755,7 +7740,6 @@
             <w:docPart w:val="DefaultPlaceholder_-1854013440"/>
           </w:placeholder>
         </w:sdtPr>
-        <w:sdtEndPr/>
         <w:sdtContent>
           <w:r>
             <w:rPr>
@@ -8582,7 +8566,6 @@
             <w:docPart w:val="DefaultPlaceholder_-1854013440"/>
           </w:placeholder>
         </w:sdtPr>
-        <w:sdtEndPr/>
         <w:sdtContent>
           <w:r>
             <w:rPr>
@@ -8609,7 +8592,6 @@
             <w:docPart w:val="DefaultPlaceholder_-1854013440"/>
           </w:placeholder>
         </w:sdtPr>
-        <w:sdtEndPr/>
         <w:sdtContent>
           <w:r>
             <w:rPr>
@@ -8654,7 +8636,6 @@
             <w:docPart w:val="DefaultPlaceholder_-1854013440"/>
           </w:placeholder>
         </w:sdtPr>
-        <w:sdtEndPr/>
         <w:sdtContent>
           <w:r>
             <w:rPr>
@@ -8718,7 +8699,6 @@
             <w:docPart w:val="DefaultPlaceholder_-1854013440"/>
           </w:placeholder>
         </w:sdtPr>
-        <w:sdtEndPr/>
         <w:sdtContent>
           <w:r>
             <w:rPr>
@@ -8780,7 +8760,6 @@
             <w:docPart w:val="DefaultPlaceholder_-1854013440"/>
           </w:placeholder>
         </w:sdtPr>
-        <w:sdtEndPr/>
         <w:sdtContent>
           <w:r>
             <w:rPr>
@@ -8823,7 +8802,6 @@
             <w:docPart w:val="DefaultPlaceholder_-1854013440"/>
           </w:placeholder>
         </w:sdtPr>
-        <w:sdtEndPr/>
         <w:sdtContent>
           <w:r>
             <w:rPr>
@@ -8873,7 +8851,6 @@
             <w:docPart w:val="DefaultPlaceholder_-1854013440"/>
           </w:placeholder>
         </w:sdtPr>
-        <w:sdtEndPr/>
         <w:sdtContent>
           <w:r>
             <w:rPr>
@@ -8924,7 +8901,6 @@
             <w:docPart w:val="DefaultPlaceholder_-1854013440"/>
           </w:placeholder>
         </w:sdtPr>
-        <w:sdtEndPr/>
         <w:sdtContent>
           <w:r>
             <w:rPr>
@@ -9521,7 +9497,6 @@
             <w:docPart w:val="DefaultPlaceholder_-1854013440"/>
           </w:placeholder>
         </w:sdtPr>
-        <w:sdtEndPr/>
         <w:sdtContent>
           <w:r>
             <w:rPr>
@@ -9809,7 +9784,6 @@
             <w:docPart w:val="DefaultPlaceholder_-1854013440"/>
           </w:placeholder>
         </w:sdtPr>
-        <w:sdtEndPr/>
         <w:sdtContent>
           <w:r>
             <w:rPr>
@@ -9882,7 +9856,6 @@
             <w:docPart w:val="DefaultPlaceholder_-1854013440"/>
           </w:placeholder>
         </w:sdtPr>
-        <w:sdtEndPr/>
         <w:sdtContent>
           <w:r>
             <w:rPr>
@@ -10103,7 +10076,6 @@
             <w:docPart w:val="DefaultPlaceholder_-1854013440"/>
           </w:placeholder>
         </w:sdtPr>
-        <w:sdtEndPr/>
         <w:sdtContent>
           <w:r>
             <w:rPr>
@@ -10165,7 +10137,6 @@
             <w:docPart w:val="DefaultPlaceholder_-1854013440"/>
           </w:placeholder>
         </w:sdtPr>
-        <w:sdtEndPr/>
         <w:sdtContent>
           <w:r>
             <w:rPr>
@@ -10245,7 +10216,6 @@
             <w:docPart w:val="DefaultPlaceholder_-1854013440"/>
           </w:placeholder>
         </w:sdtPr>
-        <w:sdtEndPr/>
         <w:sdtContent>
           <w:r>
             <w:rPr>
@@ -10331,7 +10301,6 @@
             <w:docPart w:val="DefaultPlaceholder_-1854013440"/>
           </w:placeholder>
         </w:sdtPr>
-        <w:sdtEndPr/>
         <w:sdtContent>
           <w:r>
             <w:rPr>
@@ -10471,7 +10440,6 @@
             <w:docPart w:val="DefaultPlaceholder_-1854013440"/>
           </w:placeholder>
         </w:sdtPr>
-        <w:sdtEndPr/>
         <w:sdtContent>
           <w:r>
             <w:rPr>
@@ -10547,7 +10515,6 @@
             <w:docPart w:val="DefaultPlaceholder_-1854013440"/>
           </w:placeholder>
         </w:sdtPr>
-        <w:sdtEndPr/>
         <w:sdtContent>
           <w:r>
             <w:rPr>
@@ -10622,7 +10589,6 @@
             <w:docPart w:val="DefaultPlaceholder_-1854013440"/>
           </w:placeholder>
         </w:sdtPr>
-        <w:sdtEndPr/>
         <w:sdtContent>
           <w:r>
             <w:rPr>
@@ -10762,7 +10728,6 @@
             <w:docPart w:val="DefaultPlaceholder_-1854013440"/>
           </w:placeholder>
         </w:sdtPr>
-        <w:sdtEndPr/>
         <w:sdtContent>
           <w:r>
             <w:rPr>
@@ -10889,7 +10854,6 @@
             <w:docPart w:val="DefaultPlaceholder_-1854013440"/>
           </w:placeholder>
         </w:sdtPr>
-        <w:sdtEndPr/>
         <w:sdtContent>
           <w:r>
             <w:rPr>
@@ -11965,15 +11929,15 @@
           <w:sz w:val="22"/>
           <w:szCs w:val="22"/>
         </w:rPr>
-        <w:t>componen</w:t>
-      </w:r>
-      <w:r>
-        <w:rPr>
-          <w:rFonts w:ascii="Arial" w:eastAsia="Arial" w:hAnsi="Arial" w:cs="Arial"/>
-          <w:sz w:val="22"/>
-          <w:szCs w:val="22"/>
-        </w:rPr>
-        <w:t>tes, su despliegue en un clúster kubernets (k3s) y la incorporación de DevOps para que un sistema monolito específicamente Moodle que se tomó como ejemplo práctico donde este pueda evolucionar hacia un conjunto de micro servicios orquestado con prácticas de integración continua despliegue continuo y observabilidad integra.</w:t>
+        <w:t>componentes</w:t>
+      </w:r>
+      <w:r>
+        <w:rPr>
+          <w:rFonts w:ascii="Arial" w:eastAsia="Arial" w:hAnsi="Arial" w:cs="Arial"/>
+          <w:sz w:val="22"/>
+          <w:szCs w:val="22"/>
+        </w:rPr>
+        <w:t>, su despliegue en un clúster kubernets (k3s) y la incorporación de DevOps para que un sistema monolito específicamente Moodle que se tomó como ejemplo práctico donde este pueda evolucionar hacia un conjunto de micro servicios orquestado con prácticas de integración continua despliegue continuo y observabilidad integra.</w:t>
       </w:r>
     </w:p>
     <w:tbl>
@@ -13013,6 +12977,7 @@
                 <w:bCs/>
               </w:rPr>
             </w:pPr>
+            <w:bookmarkStart w:id="31" w:name="_GoBack"/>
             <w:r>
               <w:rPr>
                 <w:b/>
@@ -13071,6 +13036,7 @@
           </w:p>
         </w:tc>
       </w:tr>
+      <w:bookmarkEnd w:id="31"/>
       <w:tr>
         <w:tc>
           <w:tcPr>
@@ -14108,9 +14074,9 @@
           <w:lang w:val="es-ES" w:eastAsia="es-ES"/>
         </w:rPr>
         <w:drawing>
-          <wp:inline distT="0" distB="0" distL="0" distR="0" wp14:anchorId="4A989506" wp14:editId="5A99F553">
-            <wp:extent cx="2257740" cy="3096057"/>
-            <wp:effectExtent l="0" t="0" r="9525" b="9525"/>
+          <wp:inline distT="0" distB="0" distL="0" distR="0" wp14:anchorId="4A989506" wp14:editId="24536536">
+            <wp:extent cx="2789053" cy="3824651"/>
+            <wp:effectExtent l="0" t="0" r="0" b="4445"/>
             <wp:docPr id="3" name="Imagen 3"/>
             <wp:cNvGraphicFramePr>
               <a:graphicFrameLocks xmlns:a="http://schemas.openxmlformats.org/drawingml/2006/main" noChangeAspect="1"/>
@@ -14131,7 +14097,7 @@
                   <pic:spPr>
                     <a:xfrm>
                       <a:off x="0" y="0"/>
-                      <a:ext cx="2257740" cy="3096057"/>
+                      <a:ext cx="2800788" cy="3840743"/>
                     </a:xfrm>
                     <a:prstGeom prst="rect">
                       <a:avLst/>
@@ -14228,6 +14194,7 @@
           <w:sz w:val="22"/>
           <w:szCs w:val="22"/>
         </w:rPr>
+        <w:lastRenderedPageBreak/>
         <w:t xml:space="preserve">Análisis de rendimiento </w:t>
       </w:r>
     </w:p>
@@ -14264,7 +14231,6 @@
           <w:sz w:val="22"/>
           <w:szCs w:val="22"/>
         </w:rPr>
-        <w:lastRenderedPageBreak/>
         <w:t xml:space="preserve">Evaluación y Resultados </w:t>
       </w:r>
     </w:p>
@@ -14283,7 +14249,103 @@
           <w:sz w:val="22"/>
           <w:szCs w:val="22"/>
         </w:rPr>
-        <w:t xml:space="preserve">En esta sección vamos a validar de forma experimental la efcacia de la migravcion parcial de Moodle de su arquitectura monolitia a microservicios tomaremos en cuenta dos microservicios Cursos y Calificaicones siguiendo una metodología propuesta en la tesis actual Tomaremos en cuenta </w:t>
+        <w:t xml:space="preserve">En esta sección vamos a validar de forma experimental la </w:t>
+      </w:r>
+      <w:r>
+        <w:rPr>
+          <w:rFonts w:ascii="Arial" w:eastAsia="Arial" w:hAnsi="Arial" w:cs="Arial"/>
+          <w:sz w:val="22"/>
+          <w:szCs w:val="22"/>
+        </w:rPr>
+        <w:t>eficacia</w:t>
+      </w:r>
+      <w:r>
+        <w:rPr>
+          <w:rFonts w:ascii="Arial" w:eastAsia="Arial" w:hAnsi="Arial" w:cs="Arial"/>
+          <w:sz w:val="22"/>
+          <w:szCs w:val="22"/>
+        </w:rPr>
+        <w:t xml:space="preserve"> de la </w:t>
+      </w:r>
+      <w:r>
+        <w:rPr>
+          <w:rFonts w:ascii="Arial" w:eastAsia="Arial" w:hAnsi="Arial" w:cs="Arial"/>
+          <w:sz w:val="22"/>
+          <w:szCs w:val="22"/>
+        </w:rPr>
+        <w:t>migración</w:t>
+      </w:r>
+      <w:r>
+        <w:rPr>
+          <w:rFonts w:ascii="Arial" w:eastAsia="Arial" w:hAnsi="Arial" w:cs="Arial"/>
+          <w:sz w:val="22"/>
+          <w:szCs w:val="22"/>
+        </w:rPr>
+        <w:t xml:space="preserve"> parcial de Moodle de su arquitectura </w:t>
+      </w:r>
+      <w:r>
+        <w:rPr>
+          <w:rFonts w:ascii="Arial" w:eastAsia="Arial" w:hAnsi="Arial" w:cs="Arial"/>
+          <w:sz w:val="22"/>
+          <w:szCs w:val="22"/>
+        </w:rPr>
+        <w:t>monolítica</w:t>
+      </w:r>
+      <w:r>
+        <w:rPr>
+          <w:rFonts w:ascii="Arial" w:eastAsia="Arial" w:hAnsi="Arial" w:cs="Arial"/>
+          <w:sz w:val="22"/>
+          <w:szCs w:val="22"/>
+        </w:rPr>
+        <w:t xml:space="preserve"> a </w:t>
+      </w:r>
+      <w:r>
+        <w:rPr>
+          <w:rFonts w:ascii="Arial" w:eastAsia="Arial" w:hAnsi="Arial" w:cs="Arial"/>
+          <w:sz w:val="22"/>
+          <w:szCs w:val="22"/>
+        </w:rPr>
+        <w:t>micro servicios</w:t>
+      </w:r>
+      <w:r>
+        <w:rPr>
+          <w:rFonts w:ascii="Arial" w:eastAsia="Arial" w:hAnsi="Arial" w:cs="Arial"/>
+          <w:sz w:val="22"/>
+          <w:szCs w:val="22"/>
+        </w:rPr>
+        <w:t xml:space="preserve"> tomaremos en cuenta dos </w:t>
+      </w:r>
+      <w:r>
+        <w:rPr>
+          <w:rFonts w:ascii="Arial" w:eastAsia="Arial" w:hAnsi="Arial" w:cs="Arial"/>
+          <w:sz w:val="22"/>
+          <w:szCs w:val="22"/>
+        </w:rPr>
+        <w:t>micro servicios</w:t>
+      </w:r>
+      <w:r>
+        <w:rPr>
+          <w:rFonts w:ascii="Arial" w:eastAsia="Arial" w:hAnsi="Arial" w:cs="Arial"/>
+          <w:sz w:val="22"/>
+          <w:szCs w:val="22"/>
+        </w:rPr>
+        <w:t xml:space="preserve"> Cursos y </w:t>
+      </w:r>
+      <w:r>
+        <w:rPr>
+          <w:rFonts w:ascii="Arial" w:eastAsia="Arial" w:hAnsi="Arial" w:cs="Arial"/>
+          <w:sz w:val="22"/>
+          <w:szCs w:val="22"/>
+        </w:rPr>
+        <w:t>Calificaciones</w:t>
+      </w:r>
+      <w:r>
+        <w:rPr>
+          <w:rFonts w:ascii="Arial" w:eastAsia="Arial" w:hAnsi="Arial" w:cs="Arial"/>
+          <w:sz w:val="22"/>
+          <w:szCs w:val="22"/>
+        </w:rPr>
+        <w:t xml:space="preserve"> siguiendo una metodología propuesta en la tesis actual Tomaremos en cuenta </w:t>
       </w:r>
       <w:r>
         <w:rPr>
@@ -14333,23 +14395,19 @@
         </w:rPr>
         <w:t>Objetivo</w:t>
       </w:r>
-      <w:bookmarkStart w:id="31" w:name="_GoBack"/>
-      <w:bookmarkEnd w:id="31"/>
     </w:p>
     <w:p>
       <w:pPr>
         <w:spacing w:before="240" w:after="240" w:line="480" w:lineRule="auto"/>
         <w:rPr>
           <w:rFonts w:ascii="Arial" w:eastAsia="Arial" w:hAnsi="Arial" w:cs="Arial"/>
-          <w:b/>
-          <w:sz w:val="22"/>
-          <w:szCs w:val="22"/>
-        </w:rPr>
-      </w:pPr>
-      <w:r>
-        <w:rPr>
-          <w:rFonts w:ascii="Arial" w:eastAsia="Arial" w:hAnsi="Arial" w:cs="Arial"/>
-          <w:b/>
+          <w:sz w:val="22"/>
+          <w:szCs w:val="22"/>
+        </w:rPr>
+      </w:pPr>
+      <w:r>
+        <w:rPr>
+          <w:rFonts w:ascii="Arial" w:eastAsia="Arial" w:hAnsi="Arial" w:cs="Arial"/>
           <w:sz w:val="22"/>
           <w:szCs w:val="22"/>
         </w:rPr>
@@ -15052,6 +15110,7 @@
           </w:tcPr>
           <w:p>
             <w:r>
+              <w:lastRenderedPageBreak/>
               <w:t>Capacity &amp; Performance</w:t>
             </w:r>
           </w:p>
@@ -15105,7 +15164,13 @@
             <w:vAlign w:val="center"/>
             <w:hideMark/>
           </w:tcPr>
-          <w:p/>
+          <w:p>
+            <w:pPr>
+              <w:rPr>
+                <w:lang w:val="en-US"/>
+              </w:rPr>
+            </w:pPr>
+          </w:p>
         </w:tc>
         <w:tc>
           <w:tcPr>
@@ -15186,7 +15251,6 @@
           </w:tcPr>
           <w:p>
             <w:r>
-              <w:lastRenderedPageBreak/>
               <w:t>Service Continuity</w:t>
             </w:r>
           </w:p>
@@ -15400,21 +15464,37 @@
     </w:tbl>
     <w:p>
       <w:pPr>
-        <w:pStyle w:val="NormalWeb"/>
-      </w:pPr>
-      <w:r>
-        <w:rPr>
-          <w:rStyle w:val="nfasis"/>
-          <w:rFonts w:eastAsiaTheme="majorEastAsia"/>
-        </w:rPr>
-        <w:t>(Estos umbrales podrán ajustarse conforme a los acuerdos de nivel de servicio de la institución).</w:t>
-      </w:r>
-    </w:p>
-    <w:p>
-      <w:pPr>
         <w:pStyle w:val="Ttulo4"/>
-      </w:pPr>
-      <w:r>
+        <w:rPr>
+          <w:i w:val="0"/>
+          <w:color w:val="000000" w:themeColor="text1"/>
+          <w14:shadow w14:blurRad="38100" w14:dist="19050" w14:dir="2700000" w14:sx="100000" w14:sy="100000" w14:kx="0" w14:ky="0" w14:algn="tl">
+            <w14:schemeClr w14:val="dk1">
+              <w14:alpha w14:val="60000"/>
+            </w14:schemeClr>
+          </w14:shadow>
+          <w14:textOutline w14:w="0" w14:cap="flat" w14:cmpd="sng" w14:algn="ctr">
+            <w14:noFill/>
+            <w14:prstDash w14:val="solid"/>
+            <w14:round/>
+          </w14:textOutline>
+        </w:rPr>
+      </w:pPr>
+      <w:r>
+        <w:rPr>
+          <w:i w:val="0"/>
+          <w:color w:val="000000" w:themeColor="text1"/>
+          <w14:shadow w14:blurRad="38100" w14:dist="19050" w14:dir="2700000" w14:sx="100000" w14:sy="100000" w14:kx="0" w14:ky="0" w14:algn="tl">
+            <w14:schemeClr w14:val="dk1">
+              <w14:alpha w14:val="60000"/>
+            </w14:schemeClr>
+          </w14:shadow>
+          <w14:textOutline w14:w="0" w14:cap="flat" w14:cmpd="sng" w14:algn="ctr">
+            <w14:noFill/>
+            <w14:prstDash w14:val="solid"/>
+            <w14:round/>
+          </w14:textOutline>
+        </w:rPr>
         <w:t>5.1.4 Entorno y herramientas</w:t>
       </w:r>
     </w:p>
@@ -15511,8 +15591,36 @@
     <w:p>
       <w:pPr>
         <w:pStyle w:val="Ttulo4"/>
-      </w:pPr>
-      <w:r>
+        <w:rPr>
+          <w:i w:val="0"/>
+          <w:color w:val="000000" w:themeColor="text1"/>
+          <w14:shadow w14:blurRad="38100" w14:dist="19050" w14:dir="2700000" w14:sx="100000" w14:sy="100000" w14:kx="0" w14:ky="0" w14:algn="tl">
+            <w14:schemeClr w14:val="dk1">
+              <w14:alpha w14:val="60000"/>
+            </w14:schemeClr>
+          </w14:shadow>
+          <w14:textOutline w14:w="0" w14:cap="flat" w14:cmpd="sng" w14:algn="ctr">
+            <w14:noFill/>
+            <w14:prstDash w14:val="solid"/>
+            <w14:round/>
+          </w14:textOutline>
+        </w:rPr>
+      </w:pPr>
+      <w:r>
+        <w:rPr>
+          <w:i w:val="0"/>
+          <w:color w:val="000000" w:themeColor="text1"/>
+          <w14:shadow w14:blurRad="38100" w14:dist="19050" w14:dir="2700000" w14:sx="100000" w14:sy="100000" w14:kx="0" w14:ky="0" w14:algn="tl">
+            <w14:schemeClr w14:val="dk1">
+              <w14:alpha w14:val="60000"/>
+            </w14:schemeClr>
+          </w14:shadow>
+          <w14:textOutline w14:w="0" w14:cap="flat" w14:cmpd="sng" w14:algn="ctr">
+            <w14:noFill/>
+            <w14:prstDash w14:val="solid"/>
+            <w14:round/>
+          </w14:textOutline>
+        </w:rPr>
         <w:t>5.1.5 Procedimiento experimental</w:t>
       </w:r>
     </w:p>
@@ -15711,19 +15819,8 @@
         <w:pStyle w:val="Ttulo3"/>
       </w:pPr>
       <w:r>
+        <w:lastRenderedPageBreak/>
         <w:t>5.2 Análisis de rendimiento</w:t>
-      </w:r>
-    </w:p>
-    <w:p>
-      <w:pPr>
-        <w:pStyle w:val="NormalWeb"/>
-      </w:pPr>
-      <w:r>
-        <w:rPr>
-          <w:rStyle w:val="nfasis"/>
-          <w:rFonts w:eastAsiaTheme="majorEastAsia"/>
-        </w:rPr>
-        <w:t>Aplicar estadística descriptiva (media, mediana, p95) y prueba t de Student (α = 0,05) para comparar latencia y throughput entre variantes. Visualizar los resultados con:</w:t>
       </w:r>
     </w:p>
     <w:p>
@@ -15735,7 +15832,6 @@
         </w:numPr>
       </w:pPr>
       <w:r>
-        <w:lastRenderedPageBreak/>
         <w:t>Box-plot de latencia por escenario.</w:t>
       </w:r>
     </w:p>
@@ -16075,11 +16171,7 @@
             <w:vAlign w:val="center"/>
             <w:hideMark/>
           </w:tcPr>
-          <w:p>
-            <w:r>
-              <w:t>n/a</w:t>
-            </w:r>
-          </w:p>
+          <w:p/>
         </w:tc>
         <w:tc>
           <w:tcPr>
@@ -17995,7 +18087,7 @@
             <w:rPr>
               <w:noProof/>
             </w:rPr>
-            <w:t>29</w:t>
+            <w:t>33</w:t>
           </w:r>
           <w:r>
             <w:fldChar w:fldCharType="end"/>
@@ -21568,6 +21660,7 @@
     <w:rsid w:val="00011AE4"/>
     <w:rsid w:val="00117705"/>
     <w:rsid w:val="0024267B"/>
+    <w:rsid w:val="008807E1"/>
     <w:rsid w:val="00AC1C7C"/>
   </w:rsids>
   <m:mathPr>
@@ -22327,7 +22420,7 @@
 </file>
 
 <file path=customXml/itemProps1.xml><?xml version="1.0" encoding="utf-8"?>
-<ds:datastoreItem xmlns:ds="http://schemas.openxmlformats.org/officeDocument/2006/customXml" ds:itemID="{BAACB7FF-2B79-4338-A483-C370E1D4DAD7}">
+<ds:datastoreItem xmlns:ds="http://schemas.openxmlformats.org/officeDocument/2006/customXml" ds:itemID="{FFDCC2F4-0664-4B95-8CBD-80BC38BEB5EB}">
   <ds:schemaRefs>
     <ds:schemaRef ds:uri="http://schemas.openxmlformats.org/officeDocument/2006/bibliography"/>
   </ds:schemaRefs>
